--- a/Case-File-Compilation/Case-File-Compilation/wwwroot/Data/Motion_for_Summary_Judgment.docx
+++ b/Case-File-Compilation/Case-File-Compilation/wwwroot/Data/Motion_for_Summary_Judgment.docx
@@ -5,15 +5,49 @@
     <w:p>
       <w:pPr>
         <w:pStyle w:val="Heading1"/>
+        <w:spacing w:before="0"/>
+        <w:jc w:val="center"/>
         <w:rPr>
           <w:rFonts w:asciiTheme="majorBidi" w:hAnsiTheme="majorBidi"/>
+          <w:b/>
+          <w:bCs/>
+          <w:sz w:val="36"/>
+          <w:szCs w:val="36"/>
         </w:rPr>
       </w:pPr>
       <w:r>
         <w:rPr>
           <w:rFonts w:asciiTheme="majorBidi" w:hAnsiTheme="majorBidi"/>
-        </w:rPr>
-        <w:t>NOTICE OF MOTION AND MOTION FOR SUMMARY JUDGMENT</w:t>
+          <w:b/>
+          <w:bCs/>
+          <w:sz w:val="36"/>
+          <w:szCs w:val="36"/>
+        </w:rPr>
+        <w:t xml:space="preserve">NOTICE OF MOTION AND MOTION FOR </w:t>
+      </w:r>
+    </w:p>
+    <w:p>
+      <w:pPr>
+        <w:pStyle w:val="Heading1"/>
+        <w:spacing w:before="0"/>
+        <w:jc w:val="center"/>
+        <w:rPr>
+          <w:rFonts w:asciiTheme="majorBidi" w:hAnsiTheme="majorBidi"/>
+          <w:b/>
+          <w:bCs/>
+          <w:sz w:val="36"/>
+          <w:szCs w:val="36"/>
+        </w:rPr>
+      </w:pPr>
+      <w:r>
+        <w:rPr>
+          <w:rFonts w:asciiTheme="majorBidi" w:hAnsiTheme="majorBidi"/>
+          <w:b/>
+          <w:bCs/>
+          <w:sz w:val="36"/>
+          <w:szCs w:val="36"/>
+        </w:rPr>
+        <w:t>SUMMARY JUDGMENT</w:t>
       </w:r>
     </w:p>
     <w:p>
@@ -45,13 +79,18 @@
     <w:p>
       <w:pPr>
         <w:pStyle w:val="Heading2"/>
+        <w:spacing w:after="0"/>
         <w:rPr>
           <w:rFonts w:asciiTheme="majorBidi" w:hAnsiTheme="majorBidi"/>
+          <w:b/>
+          <w:bCs/>
         </w:rPr>
       </w:pPr>
       <w:r>
         <w:rPr>
           <w:rFonts w:asciiTheme="majorBidi" w:hAnsiTheme="majorBidi"/>
+          <w:b/>
+          <w:bCs/>
         </w:rPr>
         <w:t>MEMORANDUM OF POINTS AND AUTHORITIES</w:t>
       </w:r>
@@ -61,11 +100,15 @@
         <w:pStyle w:val="Heading3"/>
         <w:rPr>
           <w:rFonts w:asciiTheme="majorBidi" w:hAnsiTheme="majorBidi"/>
+          <w:b/>
+          <w:bCs/>
         </w:rPr>
       </w:pPr>
       <w:r>
         <w:rPr>
           <w:rFonts w:asciiTheme="majorBidi" w:hAnsiTheme="majorBidi"/>
+          <w:b/>
+          <w:bCs/>
         </w:rPr>
         <w:t>I. INTRODUCTION</w:t>
       </w:r>
@@ -80,32 +123,24 @@
         <w:rPr>
           <w:rFonts w:asciiTheme="majorBidi" w:hAnsiTheme="majorBidi" w:cstheme="majorBidi"/>
         </w:rPr>
-        <w:t xml:space="preserve">Defendant seeks summary judgment because Plaintiff cannot establish a prima </w:t>
-      </w:r>
-    </w:p>
-    <w:p>
-      <w:pPr>
-        <w:rPr>
-          <w:rFonts w:asciiTheme="majorBidi" w:hAnsiTheme="majorBidi" w:cstheme="majorBidi"/>
-        </w:rPr>
-      </w:pPr>
-      <w:r>
-        <w:rPr>
-          <w:rFonts w:asciiTheme="majorBidi" w:hAnsiTheme="majorBidi" w:cstheme="majorBidi"/>
-        </w:rPr>
-        <w:t>facie case of breach of contract.</w:t>
+        <w:t>Defendant seeks summary judgment because Plaintiff cannot establish a prima facie case of breach of contract.</w:t>
       </w:r>
     </w:p>
     <w:p>
       <w:pPr>
         <w:pStyle w:val="Heading3"/>
+        <w:spacing w:after="0"/>
         <w:rPr>
           <w:rFonts w:asciiTheme="majorBidi" w:hAnsiTheme="majorBidi"/>
+          <w:b/>
+          <w:bCs/>
         </w:rPr>
       </w:pPr>
       <w:r>
         <w:rPr>
           <w:rFonts w:asciiTheme="majorBidi" w:hAnsiTheme="majorBidi"/>
+          <w:b/>
+          <w:bCs/>
         </w:rPr>
         <w:t>II. STATEMENT OF FACTS</w:t>
       </w:r>
@@ -219,6 +254,7 @@
           <w:ilvl w:val="0"/>
           <w:numId w:val="7"/>
         </w:numPr>
+        <w:spacing w:after="0"/>
         <w:rPr>
           <w:rFonts w:asciiTheme="majorBidi" w:hAnsiTheme="majorBidi" w:cstheme="majorBidi"/>
         </w:rPr>
@@ -233,13 +269,18 @@
     <w:p>
       <w:pPr>
         <w:pStyle w:val="Heading3"/>
+        <w:spacing w:after="0"/>
         <w:rPr>
           <w:rFonts w:asciiTheme="majorBidi" w:hAnsiTheme="majorBidi"/>
+          <w:b/>
+          <w:bCs/>
         </w:rPr>
       </w:pPr>
       <w:r>
         <w:rPr>
           <w:rFonts w:asciiTheme="majorBidi" w:hAnsiTheme="majorBidi"/>
+          <w:b/>
+          <w:bCs/>
         </w:rPr>
         <w:t>III. ARGUMENT</w:t>
       </w:r>
@@ -313,7 +354,21 @@
         <w:rPr>
           <w:rFonts w:asciiTheme="majorBidi" w:hAnsiTheme="majorBidi" w:cstheme="majorBidi"/>
         </w:rPr>
-        <w:t>Under California law, performance is a complete defense to breach of contract.</w:t>
+        <w:t xml:space="preserve">Under California law, performance is a complete defense </w:t>
+      </w:r>
+      <w:proofErr w:type="gramStart"/>
+      <w:r>
+        <w:rPr>
+          <w:rFonts w:asciiTheme="majorBidi" w:hAnsiTheme="majorBidi" w:cstheme="majorBidi"/>
+        </w:rPr>
+        <w:t>to</w:t>
+      </w:r>
+      <w:proofErr w:type="gramEnd"/>
+      <w:r>
+        <w:rPr>
+          <w:rFonts w:asciiTheme="majorBidi" w:hAnsiTheme="majorBidi" w:cstheme="majorBidi"/>
+        </w:rPr>
+        <w:t xml:space="preserve"> breach of contract.</w:t>
       </w:r>
     </w:p>
     <w:p>
@@ -321,50 +376,54 @@
         <w:pStyle w:val="Heading3"/>
         <w:rPr>
           <w:rFonts w:asciiTheme="majorBidi" w:hAnsiTheme="majorBidi"/>
+          <w:b/>
+          <w:bCs/>
         </w:rPr>
       </w:pPr>
       <w:r>
         <w:rPr>
           <w:rFonts w:asciiTheme="majorBidi" w:hAnsiTheme="majorBidi"/>
+          <w:b/>
+          <w:bCs/>
         </w:rPr>
         <w:t>IV. CONCLUSION</w:t>
       </w:r>
     </w:p>
     <w:p>
       <w:pPr>
-        <w:rPr>
-          <w:rFonts w:asciiTheme="majorBidi" w:hAnsiTheme="majorBidi" w:cstheme="majorBidi"/>
-        </w:rPr>
-      </w:pPr>
-      <w:r>
-        <w:rPr>
-          <w:rFonts w:asciiTheme="majorBidi" w:hAnsiTheme="majorBidi" w:cstheme="majorBidi"/>
-        </w:rPr>
-        <w:t xml:space="preserve">For the foregoing reasons, the Court should grant summary judgment in favor </w:t>
-      </w:r>
-    </w:p>
-    <w:p>
-      <w:pPr>
-        <w:rPr>
-          <w:rFonts w:asciiTheme="majorBidi" w:hAnsiTheme="majorBidi" w:cstheme="majorBidi"/>
-        </w:rPr>
-      </w:pPr>
-      <w:r>
-        <w:rPr>
-          <w:rFonts w:asciiTheme="majorBidi" w:hAnsiTheme="majorBidi" w:cstheme="majorBidi"/>
-        </w:rPr>
-        <w:t>of Defendant.</w:t>
-      </w:r>
-    </w:p>
-    <w:p>
-      <w:pPr>
-        <w:rPr>
-          <w:rFonts w:asciiTheme="majorBidi" w:hAnsiTheme="majorBidi" w:cstheme="majorBidi"/>
-        </w:rPr>
-      </w:pPr>
-    </w:p>
-    <w:p>
-      <w:pPr>
+        <w:spacing w:line="360" w:lineRule="auto"/>
+        <w:rPr>
+          <w:rFonts w:asciiTheme="majorBidi" w:hAnsiTheme="majorBidi" w:cstheme="majorBidi"/>
+        </w:rPr>
+      </w:pPr>
+      <w:r>
+        <w:rPr>
+          <w:rFonts w:asciiTheme="majorBidi" w:hAnsiTheme="majorBidi" w:cstheme="majorBidi"/>
+        </w:rPr>
+        <w:t xml:space="preserve">For the foregoing reasons, the Court should grant summary judgment in </w:t>
+      </w:r>
+      <w:r>
+        <w:rPr>
+          <w:rFonts w:asciiTheme="majorBidi" w:hAnsiTheme="majorBidi" w:cstheme="majorBidi"/>
+        </w:rPr>
+        <w:t xml:space="preserve">favor </w:t>
+      </w:r>
+      <w:r>
+        <w:rPr>
+          <w:rFonts w:asciiTheme="majorBidi" w:hAnsiTheme="majorBidi" w:cstheme="majorBidi"/>
+        </w:rPr>
+        <w:t>of</w:t>
+      </w:r>
+      <w:r>
+        <w:rPr>
+          <w:rFonts w:asciiTheme="majorBidi" w:hAnsiTheme="majorBidi" w:cstheme="majorBidi"/>
+        </w:rPr>
+        <w:t xml:space="preserve"> Defendant.</w:t>
+      </w:r>
+    </w:p>
+    <w:p>
+      <w:pPr>
+        <w:spacing w:line="360" w:lineRule="auto"/>
         <w:rPr>
           <w:rFonts w:asciiTheme="majorBidi" w:hAnsiTheme="majorBidi" w:cstheme="majorBidi"/>
         </w:rPr>
@@ -386,20 +445,20 @@
         <w:rPr>
           <w:rFonts w:asciiTheme="majorBidi" w:hAnsiTheme="majorBidi" w:cstheme="majorBidi"/>
         </w:rPr>
-        <w:t xml:space="preserve">                                        _________________________</w:t>
-      </w:r>
-    </w:p>
-    <w:p>
-      <w:pPr>
-        <w:rPr>
-          <w:rFonts w:asciiTheme="majorBidi" w:hAnsiTheme="majorBidi" w:cstheme="majorBidi"/>
-        </w:rPr>
-      </w:pPr>
-      <w:r>
-        <w:rPr>
-          <w:rFonts w:asciiTheme="majorBidi" w:hAnsiTheme="majorBidi" w:cstheme="majorBidi"/>
-        </w:rPr>
-        <w:t xml:space="preserve">                                        Attorney for Defendant</w:t>
+        <w:t>___________________</w:t>
+      </w:r>
+    </w:p>
+    <w:p>
+      <w:pPr>
+        <w:rPr>
+          <w:rFonts w:asciiTheme="majorBidi" w:hAnsiTheme="majorBidi" w:cstheme="majorBidi"/>
+        </w:rPr>
+      </w:pPr>
+      <w:r>
+        <w:rPr>
+          <w:rFonts w:asciiTheme="majorBidi" w:hAnsiTheme="majorBidi" w:cstheme="majorBidi"/>
+        </w:rPr>
+        <w:t>Attorney for Defendant</w:t>
       </w:r>
     </w:p>
     <w:sectPr>

--- a/Case-File-Compilation/Case-File-Compilation/wwwroot/Data/Motion_for_Summary_Judgment.docx
+++ b/Case-File-Compilation/Case-File-Compilation/wwwroot/Data/Motion_for_Summary_Judgment.docx
@@ -11,8 +11,8 @@
           <w:rFonts w:asciiTheme="majorBidi" w:hAnsiTheme="majorBidi"/>
           <w:b/>
           <w:bCs/>
-          <w:sz w:val="36"/>
-          <w:szCs w:val="36"/>
+          <w:sz w:val="34"/>
+          <w:szCs w:val="34"/>
         </w:rPr>
       </w:pPr>
       <w:r>
@@ -20,8 +20,8 @@
           <w:rFonts w:asciiTheme="majorBidi" w:hAnsiTheme="majorBidi"/>
           <w:b/>
           <w:bCs/>
-          <w:sz w:val="36"/>
-          <w:szCs w:val="36"/>
+          <w:sz w:val="34"/>
+          <w:szCs w:val="34"/>
         </w:rPr>
         <w:t xml:space="preserve">NOTICE OF MOTION AND MOTION FOR </w:t>
       </w:r>
@@ -35,8 +35,8 @@
           <w:rFonts w:asciiTheme="majorBidi" w:hAnsiTheme="majorBidi"/>
           <w:b/>
           <w:bCs/>
-          <w:sz w:val="36"/>
-          <w:szCs w:val="36"/>
+          <w:sz w:val="34"/>
+          <w:szCs w:val="34"/>
         </w:rPr>
       </w:pPr>
       <w:r>
@@ -44,8 +44,8 @@
           <w:rFonts w:asciiTheme="majorBidi" w:hAnsiTheme="majorBidi"/>
           <w:b/>
           <w:bCs/>
-          <w:sz w:val="36"/>
-          <w:szCs w:val="36"/>
+          <w:sz w:val="34"/>
+          <w:szCs w:val="34"/>
         </w:rPr>
         <w:t>SUMMARY JUDGMENT</w:t>
       </w:r>
@@ -84,6 +84,8 @@
           <w:rFonts w:asciiTheme="majorBidi" w:hAnsiTheme="majorBidi"/>
           <w:b/>
           <w:bCs/>
+          <w:sz w:val="30"/>
+          <w:szCs w:val="30"/>
         </w:rPr>
       </w:pPr>
       <w:r>
@@ -91,6 +93,8 @@
           <w:rFonts w:asciiTheme="majorBidi" w:hAnsiTheme="majorBidi"/>
           <w:b/>
           <w:bCs/>
+          <w:sz w:val="30"/>
+          <w:szCs w:val="30"/>
         </w:rPr>
         <w:t>MEMORANDUM OF POINTS AND AUTHORITIES</w:t>
       </w:r>
@@ -98,10 +102,13 @@
     <w:p>
       <w:pPr>
         <w:pStyle w:val="Heading3"/>
+        <w:spacing w:after="0"/>
         <w:rPr>
           <w:rFonts w:asciiTheme="majorBidi" w:hAnsiTheme="majorBidi"/>
           <w:b/>
           <w:bCs/>
+          <w:sz w:val="26"/>
+          <w:szCs w:val="26"/>
         </w:rPr>
       </w:pPr>
       <w:r>
@@ -109,6 +116,8 @@
           <w:rFonts w:asciiTheme="majorBidi" w:hAnsiTheme="majorBidi"/>
           <w:b/>
           <w:bCs/>
+          <w:sz w:val="26"/>
+          <w:szCs w:val="26"/>
         </w:rPr>
         <w:t>I. INTRODUCTION</w:t>
       </w:r>
@@ -134,6 +143,8 @@
           <w:rFonts w:asciiTheme="majorBidi" w:hAnsiTheme="majorBidi"/>
           <w:b/>
           <w:bCs/>
+          <w:sz w:val="26"/>
+          <w:szCs w:val="26"/>
         </w:rPr>
       </w:pPr>
       <w:r>
@@ -141,6 +152,8 @@
           <w:rFonts w:asciiTheme="majorBidi" w:hAnsiTheme="majorBidi"/>
           <w:b/>
           <w:bCs/>
+          <w:sz w:val="26"/>
+          <w:szCs w:val="26"/>
         </w:rPr>
         <w:t>II. STATEMENT OF FACTS</w:t>
       </w:r>
@@ -244,7 +257,7 @@
         <w:rPr>
           <w:rFonts w:asciiTheme="majorBidi" w:hAnsiTheme="majorBidi" w:cstheme="majorBidi"/>
         </w:rPr>
-        <w:t>Defendant delivered all goods on February 1, 2025, as evidenced by signed delivery receipts (Exhibit A).</w:t>
+        <w:t>Defendant delivered all goods on February 1, 2025, as shown by delivery receipts.</w:t>
       </w:r>
     </w:p>
     <w:p>
@@ -274,6 +287,8 @@
           <w:rFonts w:asciiTheme="majorBidi" w:hAnsiTheme="majorBidi"/>
           <w:b/>
           <w:bCs/>
+          <w:sz w:val="26"/>
+          <w:szCs w:val="26"/>
         </w:rPr>
       </w:pPr>
       <w:r>
@@ -281,6 +296,8 @@
           <w:rFonts w:asciiTheme="majorBidi" w:hAnsiTheme="majorBidi"/>
           <w:b/>
           <w:bCs/>
+          <w:sz w:val="26"/>
+          <w:szCs w:val="26"/>
         </w:rPr>
         <w:t>III. ARGUMENT</w:t>
       </w:r>
@@ -290,7 +307,7 @@
         <w:pStyle w:val="ListParagraph"/>
         <w:numPr>
           <w:ilvl w:val="0"/>
-          <w:numId w:val="1"/>
+          <w:numId w:val="8"/>
         </w:numPr>
         <w:rPr>
           <w:rFonts w:asciiTheme="majorBidi" w:hAnsiTheme="majorBidi" w:cstheme="majorBidi"/>
@@ -300,7 +317,7 @@
         <w:rPr>
           <w:rFonts w:asciiTheme="majorBidi" w:hAnsiTheme="majorBidi" w:cstheme="majorBidi"/>
         </w:rPr>
-        <w:t>There Is No Genuine Issue of Material Fact</w:t>
+        <w:t xml:space="preserve">No genuine issue of material fact exists; evidence shows Defendant performed all obligations. </w:t>
       </w:r>
     </w:p>
     <w:p>
@@ -308,7 +325,7 @@
         <w:pStyle w:val="ListParagraph"/>
         <w:numPr>
           <w:ilvl w:val="0"/>
-          <w:numId w:val="2"/>
+          <w:numId w:val="8"/>
         </w:numPr>
         <w:rPr>
           <w:rFonts w:asciiTheme="majorBidi" w:hAnsiTheme="majorBidi" w:cstheme="majorBidi"/>
@@ -318,66 +335,19 @@
         <w:rPr>
           <w:rFonts w:asciiTheme="majorBidi" w:hAnsiTheme="majorBidi" w:cstheme="majorBidi"/>
         </w:rPr>
-        <w:t>The undisputed evidence shows Defendant performed all contractual obligations.</w:t>
-      </w:r>
-    </w:p>
-    <w:p>
-      <w:pPr>
-        <w:pStyle w:val="ListParagraph"/>
-        <w:numPr>
-          <w:ilvl w:val="0"/>
-          <w:numId w:val="1"/>
-        </w:numPr>
-        <w:rPr>
-          <w:rFonts w:asciiTheme="majorBidi" w:hAnsiTheme="majorBidi" w:cstheme="majorBidi"/>
-        </w:rPr>
-      </w:pPr>
-      <w:r>
-        <w:rPr>
-          <w:rFonts w:asciiTheme="majorBidi" w:hAnsiTheme="majorBidi" w:cstheme="majorBidi"/>
-        </w:rPr>
-        <w:t>Defendant Is Entitled to Judgment as a Matter of Law</w:t>
-      </w:r>
-    </w:p>
-    <w:p>
-      <w:pPr>
-        <w:pStyle w:val="ListParagraph"/>
-        <w:numPr>
-          <w:ilvl w:val="0"/>
-          <w:numId w:val="3"/>
-        </w:numPr>
-        <w:rPr>
-          <w:rFonts w:asciiTheme="majorBidi" w:hAnsiTheme="majorBidi" w:cstheme="majorBidi"/>
-        </w:rPr>
-      </w:pPr>
-      <w:r>
-        <w:rPr>
-          <w:rFonts w:asciiTheme="majorBidi" w:hAnsiTheme="majorBidi" w:cstheme="majorBidi"/>
-        </w:rPr>
-        <w:t xml:space="preserve">Under California law, performance is a complete defense </w:t>
-      </w:r>
-      <w:proofErr w:type="gramStart"/>
-      <w:r>
-        <w:rPr>
-          <w:rFonts w:asciiTheme="majorBidi" w:hAnsiTheme="majorBidi" w:cstheme="majorBidi"/>
-        </w:rPr>
-        <w:t>to</w:t>
-      </w:r>
-      <w:proofErr w:type="gramEnd"/>
-      <w:r>
-        <w:rPr>
-          <w:rFonts w:asciiTheme="majorBidi" w:hAnsiTheme="majorBidi" w:cstheme="majorBidi"/>
-        </w:rPr>
-        <w:t xml:space="preserve"> breach of contract.</w:t>
+        <w:t>Defendant is entitled to judgment as a matter of law, as performance is a complete defense.</w:t>
       </w:r>
     </w:p>
     <w:p>
       <w:pPr>
         <w:pStyle w:val="Heading3"/>
+        <w:spacing w:after="0"/>
         <w:rPr>
           <w:rFonts w:asciiTheme="majorBidi" w:hAnsiTheme="majorBidi"/>
           <w:b/>
           <w:bCs/>
+          <w:sz w:val="26"/>
+          <w:szCs w:val="26"/>
         </w:rPr>
       </w:pPr>
       <w:r>
@@ -385,13 +355,15 @@
           <w:rFonts w:asciiTheme="majorBidi" w:hAnsiTheme="majorBidi"/>
           <w:b/>
           <w:bCs/>
+          <w:sz w:val="26"/>
+          <w:szCs w:val="26"/>
         </w:rPr>
         <w:t>IV. CONCLUSION</w:t>
       </w:r>
     </w:p>
     <w:p>
       <w:pPr>
-        <w:spacing w:line="360" w:lineRule="auto"/>
+        <w:spacing w:line="276" w:lineRule="auto"/>
         <w:rPr>
           <w:rFonts w:asciiTheme="majorBidi" w:hAnsiTheme="majorBidi" w:cstheme="majorBidi"/>
         </w:rPr>
@@ -423,7 +395,7 @@
     </w:p>
     <w:p>
       <w:pPr>
-        <w:spacing w:line="360" w:lineRule="auto"/>
+        <w:spacing w:line="240" w:lineRule="auto"/>
         <w:rPr>
           <w:rFonts w:asciiTheme="majorBidi" w:hAnsiTheme="majorBidi" w:cstheme="majorBidi"/>
         </w:rPr>
@@ -463,7 +435,7 @@
     </w:p>
     <w:sectPr>
       <w:pgSz w:w="12240" w:h="15840"/>
-      <w:pgMar w:top="1440" w:right="1440" w:bottom="1440" w:left="1440" w:header="720" w:footer="720" w:gutter="0"/>
+      <w:pgMar w:top="1440" w:right="1200" w:bottom="1440" w:left="1200" w:header="720" w:footer="720" w:gutter="0"/>
       <w:cols w:space="720"/>
       <w:docGrid w:linePitch="360"/>
     </w:sectPr>
@@ -1046,6 +1018,92 @@
     <w:lvl w:ilvl="0" w:tplc="76F28924">
       <w:start w:val="1"/>
       <w:numFmt w:val="upperLetter"/>
+      <w:lvlText w:val="%1."/>
+      <w:lvlJc w:val="left"/>
+      <w:pPr>
+        <w:ind w:left="720" w:hanging="360"/>
+      </w:pPr>
+    </w:lvl>
+    <w:lvl w:ilvl="1" w:tplc="04090019">
+      <w:start w:val="1"/>
+      <w:numFmt w:val="lowerLetter"/>
+      <w:lvlText w:val="%2."/>
+      <w:lvlJc w:val="left"/>
+      <w:pPr>
+        <w:ind w:left="1440" w:hanging="360"/>
+      </w:pPr>
+    </w:lvl>
+    <w:lvl w:ilvl="2" w:tplc="0409001B" w:tentative="1">
+      <w:start w:val="1"/>
+      <w:numFmt w:val="lowerRoman"/>
+      <w:lvlText w:val="%3."/>
+      <w:lvlJc w:val="right"/>
+      <w:pPr>
+        <w:ind w:left="2160" w:hanging="180"/>
+      </w:pPr>
+    </w:lvl>
+    <w:lvl w:ilvl="3" w:tplc="0409000F" w:tentative="1">
+      <w:start w:val="1"/>
+      <w:numFmt w:val="decimal"/>
+      <w:lvlText w:val="%4."/>
+      <w:lvlJc w:val="left"/>
+      <w:pPr>
+        <w:ind w:left="2880" w:hanging="360"/>
+      </w:pPr>
+    </w:lvl>
+    <w:lvl w:ilvl="4" w:tplc="04090019" w:tentative="1">
+      <w:start w:val="1"/>
+      <w:numFmt w:val="lowerLetter"/>
+      <w:lvlText w:val="%5."/>
+      <w:lvlJc w:val="left"/>
+      <w:pPr>
+        <w:ind w:left="3600" w:hanging="360"/>
+      </w:pPr>
+    </w:lvl>
+    <w:lvl w:ilvl="5" w:tplc="0409001B" w:tentative="1">
+      <w:start w:val="1"/>
+      <w:numFmt w:val="lowerRoman"/>
+      <w:lvlText w:val="%6."/>
+      <w:lvlJc w:val="right"/>
+      <w:pPr>
+        <w:ind w:left="4320" w:hanging="180"/>
+      </w:pPr>
+    </w:lvl>
+    <w:lvl w:ilvl="6" w:tplc="0409000F" w:tentative="1">
+      <w:start w:val="1"/>
+      <w:numFmt w:val="decimal"/>
+      <w:lvlText w:val="%7."/>
+      <w:lvlJc w:val="left"/>
+      <w:pPr>
+        <w:ind w:left="5040" w:hanging="360"/>
+      </w:pPr>
+    </w:lvl>
+    <w:lvl w:ilvl="7" w:tplc="04090019" w:tentative="1">
+      <w:start w:val="1"/>
+      <w:numFmt w:val="lowerLetter"/>
+      <w:lvlText w:val="%8."/>
+      <w:lvlJc w:val="left"/>
+      <w:pPr>
+        <w:ind w:left="5760" w:hanging="360"/>
+      </w:pPr>
+    </w:lvl>
+    <w:lvl w:ilvl="8" w:tplc="0409001B" w:tentative="1">
+      <w:start w:val="1"/>
+      <w:numFmt w:val="lowerRoman"/>
+      <w:lvlText w:val="%9."/>
+      <w:lvlJc w:val="right"/>
+      <w:pPr>
+        <w:ind w:left="6480" w:hanging="180"/>
+      </w:pPr>
+    </w:lvl>
+  </w:abstractNum>
+  <w:abstractNum w:abstractNumId="7" w15:restartNumberingAfterBreak="0">
+    <w:nsid w:val="7F6D3A91"/>
+    <w:multiLevelType w:val="hybridMultilevel"/>
+    <w:tmpl w:val="12164762"/>
+    <w:lvl w:ilvl="0" w:tplc="0409000F">
+      <w:start w:val="1"/>
+      <w:numFmt w:val="decimal"/>
       <w:lvlText w:val="%1."/>
       <w:lvlJc w:val="left"/>
       <w:pPr>
@@ -1145,6 +1203,9 @@
   </w:num>
   <w:num w:numId="7" w16cid:durableId="1786194926">
     <w:abstractNumId w:val="0"/>
+  </w:num>
+  <w:num w:numId="8" w16cid:durableId="668557564">
+    <w:abstractNumId w:val="7"/>
   </w:num>
 </w:numbering>
 </file>
@@ -1750,7 +1811,6 @@
   <w:style w:type="character" w:default="1" w:styleId="DefaultParagraphFont">
     <w:name w:val="Default Paragraph Font"/>
     <w:uiPriority w:val="1"/>
-    <w:semiHidden/>
     <w:unhideWhenUsed/>
   </w:style>
   <w:style w:type="table" w:default="1" w:styleId="TableNormal">
